--- a/Template Report/Sample Report_DF.docx
+++ b/Template Report/Sample Report_DF.docx
@@ -86,6 +86,7 @@
             <w:dataBinding w:prefixMappings="xmlns:ns0='http://purl.org/dc/elements/1.1/' xmlns:ns1='http://schemas.openxmlformats.org/package/2006/metadata/core-properties' " w:xpath="/ns1:coreProperties[1]/ns0:title[1]" w:storeItemID="{6C3C8BC8-F283-45AE-878A-BAB7291924A1}"/>
             <w:text/>
           </w:sdtPr>
+          <w:sdtEndPr/>
           <w:sdtContent>
             <w:tc>
               <w:tcPr>
@@ -166,6 +167,7 @@
             <w:dataBinding w:prefixMappings="xmlns:ns0='http://purl.org/dc/elements/1.1/' xmlns:ns1='http://schemas.openxmlformats.org/package/2006/metadata/core-properties' " w:xpath="/ns1:coreProperties[1]/ns0:subject[1]" w:storeItemID="{6C3C8BC8-F283-45AE-878A-BAB7291924A1}"/>
             <w:text/>
           </w:sdtPr>
+          <w:sdtEndPr/>
           <w:sdtContent>
             <w:tc>
               <w:tcPr>
@@ -336,6 +338,7 @@
               <w:dataBinding w:prefixMappings="xmlns:ns0='http://purl.org/dc/elements/1.1/' xmlns:ns1='http://schemas.openxmlformats.org/package/2006/metadata/core-properties' " w:xpath="/ns1:coreProperties[1]/ns0:creator[1]" w:storeItemID="{6C3C8BC8-F283-45AE-878A-BAB7291924A1}"/>
               <w:text/>
             </w:sdtPr>
+            <w:sdtEndPr/>
             <w:sdtContent>
               <w:p>
                 <w:pPr>
@@ -430,33 +433,6 @@
                 <w:szCs w:val="22"/>
               </w:rPr>
             </w:pPr>
-            <w:sdt>
-              <w:sdtPr>
-                <w:rPr>
-                  <w:rFonts w:asciiTheme="minorHAnsi" w:hAnsiTheme="minorHAnsi"/>
-                  <w:sz w:val="22"/>
-                  <w:szCs w:val="22"/>
-                </w:rPr>
-                <w:alias w:val="Comments"/>
-                <w:tag w:val=""/>
-                <w:id w:val="-1540506987"/>
-                <w:placeholder>
-                  <w:docPart w:val="200A82CB3A8942838E352DE088C4B536"/>
-                </w:placeholder>
-                <w:dataBinding w:prefixMappings="xmlns:ns0='http://purl.org/dc/elements/1.1/' xmlns:ns1='http://schemas.openxmlformats.org/package/2006/metadata/core-properties' " w:xpath="/ns1:coreProperties[1]/ns0:description[1]" w:storeItemID="{6C3C8BC8-F283-45AE-878A-BAB7291924A1}"/>
-                <w:text w:multiLine="1"/>
-              </w:sdtPr>
-              <w:sdtContent>
-                <w:r>
-                  <w:rPr>
-                    <w:rFonts w:asciiTheme="minorHAnsi" w:hAnsiTheme="minorHAnsi"/>
-                    <w:sz w:val="22"/>
-                    <w:szCs w:val="22"/>
-                  </w:rPr>
-                  <w:t>customer contact</w:t>
-                </w:r>
-              </w:sdtContent>
-            </w:sdt>
             <w:r>
               <w:rPr>
                 <w:rFonts w:asciiTheme="minorHAnsi" w:hAnsiTheme="minorHAnsi"/>
@@ -471,7 +447,7 @@
                 <w:sz w:val="22"/>
                 <w:szCs w:val="22"/>
               </w:rPr>
-              <w:instrText xml:space="preserve"> DOCPROPERTY  "customer contact"  \* MERGEFORMAT </w:instrText>
+              <w:instrText xml:space="preserve"> DOCPROPERTY  "customer contacts"  \* MERGEFORMAT </w:instrText>
             </w:r>
             <w:r>
               <w:rPr>
@@ -480,6 +456,14 @@
                 <w:szCs w:val="22"/>
               </w:rPr>
               <w:fldChar w:fldCharType="separate"/>
+            </w:r>
+            <w:r>
+              <w:rPr>
+                <w:rFonts w:asciiTheme="minorHAnsi" w:hAnsiTheme="minorHAnsi"/>
+                <w:sz w:val="22"/>
+                <w:szCs w:val="22"/>
+              </w:rPr>
+              <w:t>customer contacts</w:t>
             </w:r>
             <w:r>
               <w:rPr>
@@ -597,7 +581,43 @@
                 <w:sz w:val="22"/>
                 <w:szCs w:val="22"/>
               </w:rPr>
-              <w:t>Inspection site</w:t>
+              <w:fldChar w:fldCharType="begin"/>
+            </w:r>
+            <w:r>
+              <w:rPr>
+                <w:rFonts w:asciiTheme="minorHAnsi" w:hAnsiTheme="minorHAnsi"/>
+                <w:b/>
+                <w:sz w:val="22"/>
+                <w:szCs w:val="22"/>
+              </w:rPr>
+              <w:instrText xml:space="preserve"> DOCPROPERTY  "inspection site"  \* MERGEFORMAT </w:instrText>
+            </w:r>
+            <w:r>
+              <w:rPr>
+                <w:rFonts w:asciiTheme="minorHAnsi" w:hAnsiTheme="minorHAnsi"/>
+                <w:b/>
+                <w:sz w:val="22"/>
+                <w:szCs w:val="22"/>
+              </w:rPr>
+              <w:fldChar w:fldCharType="separate"/>
+            </w:r>
+            <w:r>
+              <w:rPr>
+                <w:rFonts w:asciiTheme="minorHAnsi" w:hAnsiTheme="minorHAnsi"/>
+                <w:b/>
+                <w:sz w:val="22"/>
+                <w:szCs w:val="22"/>
+              </w:rPr>
+              <w:t>inspection site</w:t>
+            </w:r>
+            <w:r>
+              <w:rPr>
+                <w:rFonts w:asciiTheme="minorHAnsi" w:hAnsiTheme="minorHAnsi"/>
+                <w:b/>
+                <w:sz w:val="22"/>
+                <w:szCs w:val="22"/>
+              </w:rPr>
+              <w:fldChar w:fldCharType="end"/>
             </w:r>
           </w:p>
         </w:tc>
@@ -775,7 +795,39 @@
                 <w:sz w:val="22"/>
                 <w:szCs w:val="22"/>
               </w:rPr>
+              <w:fldChar w:fldCharType="begin"/>
+            </w:r>
+            <w:r>
+              <w:rPr>
+                <w:rFonts w:asciiTheme="minorHAnsi" w:hAnsiTheme="minorHAnsi"/>
+                <w:sz w:val="22"/>
+                <w:szCs w:val="22"/>
+              </w:rPr>
+              <w:instrText xml:space="preserve"> DOCPROPERTY  "customer po num"  \* MERGEFORMAT </w:instrText>
+            </w:r>
+            <w:r>
+              <w:rPr>
+                <w:rFonts w:asciiTheme="minorHAnsi" w:hAnsiTheme="minorHAnsi"/>
+                <w:sz w:val="22"/>
+                <w:szCs w:val="22"/>
+              </w:rPr>
+              <w:fldChar w:fldCharType="separate"/>
+            </w:r>
+            <w:r>
+              <w:rPr>
+                <w:rFonts w:asciiTheme="minorHAnsi" w:hAnsiTheme="minorHAnsi"/>
+                <w:sz w:val="22"/>
+                <w:szCs w:val="22"/>
+              </w:rPr>
               <w:t>customer po num</w:t>
+            </w:r>
+            <w:r>
+              <w:rPr>
+                <w:rFonts w:asciiTheme="minorHAnsi" w:hAnsiTheme="minorHAnsi"/>
+                <w:sz w:val="22"/>
+                <w:szCs w:val="22"/>
+              </w:rPr>
+              <w:fldChar w:fldCharType="end"/>
             </w:r>
           </w:p>
         </w:tc>
@@ -820,6 +872,7 @@
             <w:dataBinding w:prefixMappings="xmlns:ns0='http://purl.org/dc/elements/1.1/' xmlns:ns1='http://schemas.openxmlformats.org/package/2006/metadata/core-properties' " w:xpath="/ns1:coreProperties[1]/ns1:keywords[1]" w:storeItemID="{6C3C8BC8-F283-45AE-878A-BAB7291924A1}"/>
             <w:text/>
           </w:sdtPr>
+          <w:sdtEndPr/>
           <w:sdtContent>
             <w:tc>
               <w:tcPr>
@@ -997,7 +1050,7 @@
                 <w:sz w:val="22"/>
                 <w:szCs w:val="22"/>
               </w:rPr>
-              <w:t xml:space="preserve">D. Mikulec; MAS </w:t>
+              <w:fldChar w:fldCharType="begin"/>
             </w:r>
             <w:r>
               <w:rPr>
@@ -1005,7 +1058,31 @@
                 <w:sz w:val="22"/>
                 <w:szCs w:val="22"/>
               </w:rPr>
-              <w:t>Technical Director</w:t>
+              <w:instrText xml:space="preserve"> DOCPROPERTY  "maverick ccs"  \* MERGEFORMAT </w:instrText>
+            </w:r>
+            <w:r>
+              <w:rPr>
+                <w:rFonts w:asciiTheme="minorHAnsi" w:hAnsiTheme="minorHAnsi"/>
+                <w:sz w:val="22"/>
+                <w:szCs w:val="22"/>
+              </w:rPr>
+              <w:fldChar w:fldCharType="separate"/>
+            </w:r>
+            <w:r>
+              <w:rPr>
+                <w:rFonts w:asciiTheme="minorHAnsi" w:hAnsiTheme="minorHAnsi"/>
+                <w:sz w:val="22"/>
+                <w:szCs w:val="22"/>
+              </w:rPr>
+              <w:t>maverick ccs</w:t>
+            </w:r>
+            <w:r>
+              <w:rPr>
+                <w:rFonts w:asciiTheme="minorHAnsi" w:hAnsiTheme="minorHAnsi"/>
+                <w:sz w:val="22"/>
+                <w:szCs w:val="22"/>
+              </w:rPr>
+              <w:fldChar w:fldCharType="end"/>
             </w:r>
           </w:p>
         </w:tc>
@@ -1060,7 +1137,39 @@
                 <w:sz w:val="22"/>
                 <w:szCs w:val="22"/>
               </w:rPr>
-              <w:t>Inspection date</w:t>
+              <w:fldChar w:fldCharType="begin"/>
+            </w:r>
+            <w:r>
+              <w:rPr>
+                <w:rFonts w:asciiTheme="minorHAnsi" w:hAnsiTheme="minorHAnsi"/>
+                <w:sz w:val="22"/>
+                <w:szCs w:val="22"/>
+              </w:rPr>
+              <w:instrText xml:space="preserve"> DOCPROPERTY  "inspection date"  \* MERGEFORMAT </w:instrText>
+            </w:r>
+            <w:r>
+              <w:rPr>
+                <w:rFonts w:asciiTheme="minorHAnsi" w:hAnsiTheme="minorHAnsi"/>
+                <w:sz w:val="22"/>
+                <w:szCs w:val="22"/>
+              </w:rPr>
+              <w:fldChar w:fldCharType="separate"/>
+            </w:r>
+            <w:r>
+              <w:rPr>
+                <w:rFonts w:asciiTheme="minorHAnsi" w:hAnsiTheme="minorHAnsi"/>
+                <w:sz w:val="22"/>
+                <w:szCs w:val="22"/>
+              </w:rPr>
+              <w:t>inspection date</w:t>
+            </w:r>
+            <w:r>
+              <w:rPr>
+                <w:rFonts w:asciiTheme="minorHAnsi" w:hAnsiTheme="minorHAnsi"/>
+                <w:sz w:val="22"/>
+                <w:szCs w:val="22"/>
+              </w:rPr>
+              <w:fldChar w:fldCharType="end"/>
             </w:r>
           </w:p>
         </w:tc>
@@ -1109,7 +1218,39 @@
                 <w:sz w:val="22"/>
                 <w:szCs w:val="22"/>
               </w:rPr>
+              <w:fldChar w:fldCharType="begin"/>
+            </w:r>
+            <w:r>
+              <w:rPr>
+                <w:rFonts w:asciiTheme="minorHAnsi" w:hAnsiTheme="minorHAnsi"/>
+                <w:sz w:val="22"/>
+                <w:szCs w:val="22"/>
+              </w:rPr>
+              <w:instrText xml:space="preserve"> DOCPROPERTY  "report date"  \* MERGEFORMAT </w:instrText>
+            </w:r>
+            <w:r>
+              <w:rPr>
+                <w:rFonts w:asciiTheme="minorHAnsi" w:hAnsiTheme="minorHAnsi"/>
+                <w:sz w:val="22"/>
+                <w:szCs w:val="22"/>
+              </w:rPr>
+              <w:fldChar w:fldCharType="separate"/>
+            </w:r>
+            <w:r>
+              <w:rPr>
+                <w:rFonts w:asciiTheme="minorHAnsi" w:hAnsiTheme="minorHAnsi"/>
+                <w:sz w:val="22"/>
+                <w:szCs w:val="22"/>
+              </w:rPr>
               <w:t>report date</w:t>
+            </w:r>
+            <w:r>
+              <w:rPr>
+                <w:rFonts w:asciiTheme="minorHAnsi" w:hAnsiTheme="minorHAnsi"/>
+                <w:sz w:val="22"/>
+                <w:szCs w:val="22"/>
+              </w:rPr>
+              <w:fldChar w:fldCharType="end"/>
             </w:r>
           </w:p>
         </w:tc>
@@ -1162,203 +1303,6 @@
           <w:u w:val="single"/>
         </w:rPr>
         <w:t>Entrance Meeting</w:t>
-      </w:r>
-    </w:p>
-    <w:p>
-      <w:pPr>
-        <w:autoSpaceDE w:val="0"/>
-        <w:autoSpaceDN w:val="0"/>
-        <w:adjustRightInd w:val="0"/>
-        <w:spacing w:after="120"/>
-        <w:jc w:val="both"/>
-        <w:rPr>
-          <w:rFonts w:asciiTheme="minorHAnsi" w:hAnsiTheme="minorHAnsi" w:cs="Book Antiqua"/>
-          <w:szCs w:val="24"/>
-        </w:rPr>
-      </w:pPr>
-      <w:sdt>
-        <w:sdtPr>
-          <w:rPr>
-            <w:rFonts w:asciiTheme="minorHAnsi" w:hAnsiTheme="minorHAnsi" w:cs="Book Antiqua"/>
-            <w:szCs w:val="24"/>
-          </w:rPr>
-          <w:alias w:val="Author"/>
-          <w:tag w:val=""/>
-          <w:id w:val="251947249"/>
-          <w:placeholder>
-            <w:docPart w:val="57E3D92634C945E881FB70E82076DD77"/>
-          </w:placeholder>
-          <w:dataBinding w:prefixMappings="xmlns:ns0='http://purl.org/dc/elements/1.1/' xmlns:ns1='http://schemas.openxmlformats.org/package/2006/metadata/core-properties' " w:xpath="/ns1:coreProperties[1]/ns0:creator[1]" w:storeItemID="{6C3C8BC8-F283-45AE-878A-BAB7291924A1}"/>
-          <w:text/>
-        </w:sdtPr>
-        <w:sdtContent>
-          <w:r>
-            <w:rPr>
-              <w:rFonts w:asciiTheme="minorHAnsi" w:hAnsiTheme="minorHAnsi" w:cs="Book Antiqua"/>
-              <w:szCs w:val="24"/>
-            </w:rPr>
-            <w:t>Jean-Guy Gilbert</w:t>
-          </w:r>
-        </w:sdtContent>
-      </w:sdt>
-      <w:r>
-        <w:rPr>
-          <w:rFonts w:asciiTheme="minorHAnsi" w:hAnsiTheme="minorHAnsi" w:cs="Book Antiqua"/>
-          <w:szCs w:val="24"/>
-        </w:rPr>
-        <w:t xml:space="preserve"> </w:t>
-      </w:r>
-      <w:r>
-        <w:rPr>
-          <w:rFonts w:asciiTheme="minorHAnsi" w:hAnsiTheme="minorHAnsi" w:cs="Book Antiqua"/>
-          <w:szCs w:val="24"/>
-        </w:rPr>
-        <w:t>of Maverick Applied Science</w:t>
-      </w:r>
-      <w:r>
-        <w:rPr>
-          <w:rFonts w:asciiTheme="minorHAnsi" w:hAnsiTheme="minorHAnsi" w:cs="Book Antiqua"/>
-          <w:szCs w:val="24"/>
-        </w:rPr>
-        <w:t>, Inc.</w:t>
-      </w:r>
-      <w:r>
-        <w:rPr>
-          <w:rFonts w:asciiTheme="minorHAnsi" w:hAnsiTheme="minorHAnsi" w:cs="Book Antiqua"/>
-          <w:szCs w:val="24"/>
-        </w:rPr>
-        <w:t xml:space="preserve"> (MAS) met with</w:t>
-      </w:r>
-      <w:r>
-        <w:rPr>
-          <w:rFonts w:asciiTheme="minorHAnsi" w:hAnsiTheme="minorHAnsi" w:cs="Book Antiqua"/>
-          <w:szCs w:val="24"/>
-        </w:rPr>
-        <w:t xml:space="preserve"> </w:t>
-      </w:r>
-      <w:sdt>
-        <w:sdtPr>
-          <w:rPr>
-            <w:rFonts w:asciiTheme="minorHAnsi" w:hAnsiTheme="minorHAnsi" w:cs="Book Antiqua"/>
-            <w:szCs w:val="24"/>
-          </w:rPr>
-          <w:alias w:val="Comments"/>
-          <w:tag w:val=""/>
-          <w:id w:val="660199645"/>
-          <w:placeholder>
-            <w:docPart w:val="6BDA6F0DB12A49198FE953DC03E949A9"/>
-          </w:placeholder>
-          <w:dataBinding w:prefixMappings="xmlns:ns0='http://purl.org/dc/elements/1.1/' xmlns:ns1='http://schemas.openxmlformats.org/package/2006/metadata/core-properties' " w:xpath="/ns1:coreProperties[1]/ns0:description[1]" w:storeItemID="{6C3C8BC8-F283-45AE-878A-BAB7291924A1}"/>
-          <w:text w:multiLine="1"/>
-        </w:sdtPr>
-        <w:sdtContent>
-          <w:r>
-            <w:rPr>
-              <w:rFonts w:asciiTheme="minorHAnsi" w:hAnsiTheme="minorHAnsi" w:cs="Book Antiqua"/>
-              <w:szCs w:val="24"/>
-            </w:rPr>
-            <w:t>customer contact</w:t>
-          </w:r>
-        </w:sdtContent>
-      </w:sdt>
-      <w:r>
-        <w:rPr>
-          <w:rFonts w:asciiTheme="minorHAnsi" w:hAnsiTheme="minorHAnsi" w:cs="Book Antiqua"/>
-          <w:szCs w:val="24"/>
-        </w:rPr>
-        <w:t xml:space="preserve"> </w:t>
-      </w:r>
-      <w:r>
-        <w:rPr>
-          <w:rFonts w:asciiTheme="minorHAnsi" w:hAnsiTheme="minorHAnsi" w:cs="Book Antiqua"/>
-          <w:szCs w:val="24"/>
-        </w:rPr>
-        <w:t xml:space="preserve">of </w:t>
-      </w:r>
-      <w:sdt>
-        <w:sdtPr>
-          <w:rPr>
-            <w:rFonts w:asciiTheme="minorHAnsi" w:hAnsiTheme="minorHAnsi" w:cs="Book Antiqua"/>
-            <w:szCs w:val="24"/>
-          </w:rPr>
-          <w:alias w:val="Title"/>
-          <w:tag w:val=""/>
-          <w:id w:val="1225566825"/>
-          <w:placeholder>
-            <w:docPart w:val="44609512B55848B8A8AB2BDE10B83EC2"/>
-          </w:placeholder>
-          <w:dataBinding w:prefixMappings="xmlns:ns0='http://purl.org/dc/elements/1.1/' xmlns:ns1='http://schemas.openxmlformats.org/package/2006/metadata/core-properties' " w:xpath="/ns1:coreProperties[1]/ns0:title[1]" w:storeItemID="{6C3C8BC8-F283-45AE-878A-BAB7291924A1}"/>
-          <w:text/>
-        </w:sdtPr>
-        <w:sdtContent>
-          <w:r>
-            <w:rPr>
-              <w:rFonts w:asciiTheme="minorHAnsi" w:hAnsiTheme="minorHAnsi" w:cs="Book Antiqua"/>
-              <w:szCs w:val="24"/>
-            </w:rPr>
-            <w:t>Cargill Food Solutions</w:t>
-          </w:r>
-        </w:sdtContent>
-      </w:sdt>
-      <w:r>
-        <w:rPr>
-          <w:rFonts w:asciiTheme="minorHAnsi" w:hAnsiTheme="minorHAnsi" w:cs="Book Antiqua"/>
-          <w:szCs w:val="24"/>
-        </w:rPr>
-        <w:t xml:space="preserve"> </w:t>
-      </w:r>
-      <w:r>
-        <w:rPr>
-          <w:rFonts w:asciiTheme="minorHAnsi" w:hAnsiTheme="minorHAnsi" w:cs="Book Antiqua"/>
-          <w:szCs w:val="24"/>
-        </w:rPr>
-        <w:t>upon arriving on site</w:t>
-      </w:r>
-      <w:proofErr w:type="gramStart"/>
-      <w:r>
-        <w:rPr>
-          <w:rFonts w:asciiTheme="minorHAnsi" w:hAnsiTheme="minorHAnsi" w:cs="Book Antiqua"/>
-          <w:szCs w:val="24"/>
-        </w:rPr>
-        <w:t xml:space="preserve">.  </w:t>
-      </w:r>
-      <w:proofErr w:type="gramEnd"/>
-      <w:r>
-        <w:rPr>
-          <w:rFonts w:asciiTheme="minorHAnsi" w:hAnsiTheme="minorHAnsi" w:cs="Book Antiqua"/>
-          <w:szCs w:val="24"/>
-        </w:rPr>
-        <w:t xml:space="preserve">The goals of the inspection visit </w:t>
-      </w:r>
-      <w:proofErr w:type="gramStart"/>
-      <w:r>
-        <w:rPr>
-          <w:rFonts w:asciiTheme="minorHAnsi" w:hAnsiTheme="minorHAnsi" w:cs="Book Antiqua"/>
-          <w:szCs w:val="24"/>
-        </w:rPr>
-        <w:t>were discussed</w:t>
-      </w:r>
-      <w:proofErr w:type="gramEnd"/>
-      <w:r>
-        <w:rPr>
-          <w:rFonts w:asciiTheme="minorHAnsi" w:hAnsiTheme="minorHAnsi" w:cs="Book Antiqua"/>
-          <w:szCs w:val="24"/>
-        </w:rPr>
-        <w:t xml:space="preserve">, as well as procedural items such as access to the items and </w:t>
-      </w:r>
-      <w:r>
-        <w:rPr>
-          <w:rFonts w:asciiTheme="minorHAnsi" w:hAnsiTheme="minorHAnsi" w:cs="Book Antiqua"/>
-          <w:szCs w:val="24"/>
-        </w:rPr>
-        <w:t xml:space="preserve">any </w:t>
-      </w:r>
-      <w:r>
-        <w:rPr>
-          <w:rFonts w:asciiTheme="minorHAnsi" w:hAnsiTheme="minorHAnsi" w:cs="Book Antiqua"/>
-          <w:szCs w:val="24"/>
-        </w:rPr>
-        <w:t>safety concerns.</w:t>
       </w:r>
     </w:p>
     <w:p>
@@ -1709,6 +1653,7 @@
         <w:dataBinding w:prefixMappings="xmlns:ns0='http://purl.org/dc/elements/1.1/' xmlns:ns1='http://schemas.openxmlformats.org/package/2006/metadata/core-properties' " w:xpath="/ns1:coreProperties[1]/ns0:creator[1]" w:storeItemID="{6C3C8BC8-F283-45AE-878A-BAB7291924A1}"/>
         <w:text/>
       </w:sdtPr>
+      <w:sdtEndPr/>
       <w:sdtContent>
         <w:p>
           <w:pPr>
@@ -2397,6 +2342,11 @@
         <w:dataBinding w:prefixMappings="xmlns:ns0='http://purl.org/dc/elements/1.1/' xmlns:ns1='http://schemas.openxmlformats.org/package/2006/metadata/core-properties' " w:xpath="/ns1:coreProperties[1]/ns0:title[1]" w:storeItemID="{6C3C8BC8-F283-45AE-878A-BAB7291924A1}"/>
         <w:text/>
       </w:sdtPr>
+      <w:sdtEndPr>
+        <w:rPr>
+          <w:rStyle w:val="PageNumber"/>
+        </w:rPr>
+      </w:sdtEndPr>
       <w:sdtContent>
         <w:r>
           <w:rPr>
@@ -2526,6 +2476,7 @@
         <w:dataBinding w:prefixMappings="xmlns:ns0='http://purl.org/dc/elements/1.1/' xmlns:ns1='http://schemas.openxmlformats.org/package/2006/metadata/core-properties' " w:xpath="/ns1:coreProperties[1]/ns0:subject[1]" w:storeItemID="{6C3C8BC8-F283-45AE-878A-BAB7291924A1}"/>
         <w:text/>
       </w:sdtPr>
+      <w:sdtEndPr/>
       <w:sdtContent>
         <w:r>
           <w:rPr>
@@ -2577,6 +2528,7 @@
         <w:dataBinding w:prefixMappings="xmlns:ns0='http://purl.org/dc/elements/1.1/' xmlns:ns1='http://schemas.openxmlformats.org/package/2006/metadata/core-properties' " w:xpath="/ns1:coreProperties[1]/ns1:keywords[1]" w:storeItemID="{6C3C8BC8-F283-45AE-878A-BAB7291924A1}"/>
         <w:text/>
       </w:sdtPr>
+      <w:sdtEndPr/>
       <w:sdtContent>
         <w:r>
           <w:rPr>
@@ -7391,58 +7343,6 @@
     </w:docPart>
     <w:docPart>
       <w:docPartPr>
-        <w:name w:val="57E3D92634C945E881FB70E82076DD77"/>
-        <w:category>
-          <w:name w:val="General"/>
-          <w:gallery w:val="placeholder"/>
-        </w:category>
-        <w:types>
-          <w:type w:val="bbPlcHdr"/>
-        </w:types>
-        <w:behaviors>
-          <w:behavior w:val="content"/>
-        </w:behaviors>
-        <w:guid w:val="{04643A69-D4A4-4AE0-96F8-0AF880D7FD9D}"/>
-      </w:docPartPr>
-      <w:docPartBody>
-        <w:p>
-          <w:r>
-            <w:rPr>
-              <w:rStyle w:val="PlaceholderText"/>
-            </w:rPr>
-            <w:t>[Author]</w:t>
-          </w:r>
-        </w:p>
-      </w:docPartBody>
-    </w:docPart>
-    <w:docPart>
-      <w:docPartPr>
-        <w:name w:val="44609512B55848B8A8AB2BDE10B83EC2"/>
-        <w:category>
-          <w:name w:val="General"/>
-          <w:gallery w:val="placeholder"/>
-        </w:category>
-        <w:types>
-          <w:type w:val="bbPlcHdr"/>
-        </w:types>
-        <w:behaviors>
-          <w:behavior w:val="content"/>
-        </w:behaviors>
-        <w:guid w:val="{15AE63A9-A1E8-4006-A7B1-9829FD9650CD}"/>
-      </w:docPartPr>
-      <w:docPartBody>
-        <w:p>
-          <w:r>
-            <w:rPr>
-              <w:rStyle w:val="PlaceholderText"/>
-            </w:rPr>
-            <w:t>[Title]</w:t>
-          </w:r>
-        </w:p>
-      </w:docPartBody>
-    </w:docPart>
-    <w:docPart>
-      <w:docPartPr>
         <w:name w:val="9255E34AF2194F31AC7E6C93A8069E02"/>
         <w:category>
           <w:name w:val="General"/>
@@ -7463,58 +7363,6 @@
               <w:rStyle w:val="PlaceholderText"/>
             </w:rPr>
             <w:t>[Author]</w:t>
-          </w:r>
-        </w:p>
-      </w:docPartBody>
-    </w:docPart>
-    <w:docPart>
-      <w:docPartPr>
-        <w:name w:val="200A82CB3A8942838E352DE088C4B536"/>
-        <w:category>
-          <w:name w:val="General"/>
-          <w:gallery w:val="placeholder"/>
-        </w:category>
-        <w:types>
-          <w:type w:val="bbPlcHdr"/>
-        </w:types>
-        <w:behaviors>
-          <w:behavior w:val="content"/>
-        </w:behaviors>
-        <w:guid w:val="{AEA6BECE-F292-4296-B713-76DDFA6006E4}"/>
-      </w:docPartPr>
-      <w:docPartBody>
-        <w:p>
-          <w:r>
-            <w:rPr>
-              <w:rStyle w:val="PlaceholderText"/>
-            </w:rPr>
-            <w:t>[Comments]</w:t>
-          </w:r>
-        </w:p>
-      </w:docPartBody>
-    </w:docPart>
-    <w:docPart>
-      <w:docPartPr>
-        <w:name w:val="6BDA6F0DB12A49198FE953DC03E949A9"/>
-        <w:category>
-          <w:name w:val="General"/>
-          <w:gallery w:val="placeholder"/>
-        </w:category>
-        <w:types>
-          <w:type w:val="bbPlcHdr"/>
-        </w:types>
-        <w:behaviors>
-          <w:behavior w:val="content"/>
-        </w:behaviors>
-        <w:guid w:val="{E2BDB95D-A77A-4A3B-AB21-9DCF7894BE9E}"/>
-      </w:docPartPr>
-      <w:docPartBody>
-        <w:p>
-          <w:r>
-            <w:rPr>
-              <w:rStyle w:val="PlaceholderText"/>
-            </w:rPr>
-            <w:t>[Comments]</w:t>
           </w:r>
         </w:p>
       </w:docPartBody>
@@ -7581,7 +7429,7 @@
     <w:charset w:val="00"/>
     <w:family w:val="swiss"/>
     <w:pitch w:val="variable"/>
-    <w:sig w:usb0="E4002EFF" w:usb1="C000247B" w:usb2="00000009" w:usb3="00000000" w:csb0="000001FF" w:csb1="00000000"/>
+    <w:sig w:usb0="E4002EFF" w:usb1="C200247B" w:usb2="00000009" w:usb3="00000000" w:csb0="000001FF" w:csb1="00000000"/>
   </w:font>
   <w:font w:name="Arial">
     <w:panose1 w:val="020B0604020202020204"/>
@@ -7634,18 +7482,22 @@
   </w:compat>
   <w:rsids>
     <w:rsidRoot w:val="00C55073"/>
+    <w:rsid w:val="000206FA"/>
     <w:rsid w:val="00030E49"/>
     <w:rsid w:val="0004145C"/>
     <w:rsid w:val="000D433E"/>
     <w:rsid w:val="000F44D0"/>
     <w:rsid w:val="00142C34"/>
     <w:rsid w:val="00156263"/>
+    <w:rsid w:val="00170958"/>
     <w:rsid w:val="001726A2"/>
+    <w:rsid w:val="00176BE3"/>
     <w:rsid w:val="001D67C5"/>
     <w:rsid w:val="001E2177"/>
     <w:rsid w:val="001F49D3"/>
     <w:rsid w:val="002026BC"/>
     <w:rsid w:val="00247758"/>
+    <w:rsid w:val="00250487"/>
     <w:rsid w:val="00260419"/>
     <w:rsid w:val="002871E2"/>
     <w:rsid w:val="002C30A2"/>
@@ -7653,6 +7505,7 @@
     <w:rsid w:val="003E423E"/>
     <w:rsid w:val="00400F60"/>
     <w:rsid w:val="00470D4E"/>
+    <w:rsid w:val="005774FF"/>
     <w:rsid w:val="005B5945"/>
     <w:rsid w:val="00630504"/>
     <w:rsid w:val="006309A2"/>
@@ -7677,6 +7530,7 @@
     <w:rsid w:val="00A2148A"/>
     <w:rsid w:val="00A354C8"/>
     <w:rsid w:val="00A65D8D"/>
+    <w:rsid w:val="00A93DFD"/>
     <w:rsid w:val="00AB2269"/>
     <w:rsid w:val="00AC5258"/>
     <w:rsid w:val="00AE5D55"/>
